--- a/template.docx
+++ b/template.docx
@@ -20,62 +20,76 @@
           <w:szCs w:val="28"/>
           <w:lang w:val="it-IT"/>
         </w:rPr>
-        <w:drawing>
-          <wp:anchor distT="0" distB="0" distL="114300" distR="114300" simplePos="0" relativeHeight="251658240" behindDoc="0" locked="0" layoutInCell="1" allowOverlap="1" wp14:anchorId="6EB74013" wp14:editId="06C06BF9">
-            <wp:simplePos x="0" y="0"/>
-            <wp:positionH relativeFrom="column">
-              <wp:posOffset>4904592</wp:posOffset>
-            </wp:positionH>
-            <wp:positionV relativeFrom="paragraph">
-              <wp:posOffset>-198071</wp:posOffset>
-            </wp:positionV>
-            <wp:extent cx="997527" cy="1246509"/>
-            <wp:effectExtent l="0" t="0" r="0" b="0"/>
-            <wp:wrapNone/>
-            <wp:docPr id="2" name="Рисунок 2"/>
-            <wp:cNvGraphicFramePr>
-              <a:graphicFrameLocks xmlns:a="http://schemas.openxmlformats.org/drawingml/2006/main" noChangeAspect="1"/>
-            </wp:cNvGraphicFramePr>
-            <a:graphic xmlns:a="http://schemas.openxmlformats.org/drawingml/2006/main">
-              <a:graphicData uri="http://schemas.openxmlformats.org/drawingml/2006/picture">
-                <pic:pic xmlns:pic="http://schemas.openxmlformats.org/drawingml/2006/picture">
-                  <pic:nvPicPr>
-                    <pic:cNvPr id="0" name="Picture 3"/>
-                    <pic:cNvPicPr>
-                      <a:picLocks noChangeAspect="1" noChangeArrowheads="1"/>
-                    </pic:cNvPicPr>
-                  </pic:nvPicPr>
-                  <pic:blipFill>
-                    <a:blip r:embed="rId6" cstate="print">
-                      <a:extLst>
-                        <a:ext uri="{28A0092B-C50C-407E-A947-70E740481C1C}">
-                          <a14:useLocalDpi xmlns:a14="http://schemas.microsoft.com/office/drawing/2010/main" val="0"/>
-                        </a:ext>
-                      </a:extLst>
-                    </a:blip>
-                    <a:srcRect/>
-                    <a:stretch>
-                      <a:fillRect/>
-                    </a:stretch>
-                  </pic:blipFill>
-                  <pic:spPr bwMode="auto">
-                    <a:xfrm>
-                      <a:off x="0" y="0"/>
-                      <a:ext cx="997527" cy="1246509"/>
-                    </a:xfrm>
-                    <a:prstGeom prst="rect">
-                      <a:avLst/>
-                    </a:prstGeom>
-                    <a:noFill/>
-                    <a:ln>
-                      <a:noFill/>
-                    </a:ln>
-                  </pic:spPr>
-                </pic:pic>
-              </a:graphicData>
-            </a:graphic>
-          </wp:anchor>
-        </w:drawing>
+        <mc:AlternateContent>
+          <mc:Choice Requires="wps">
+            <w:drawing>
+              <wp:anchor distT="0" distB="0" distL="114300" distR="114300" simplePos="0" relativeHeight="251659264" behindDoc="0" locked="0" layoutInCell="1" allowOverlap="1" wp14:anchorId="7D136E42" wp14:editId="35D4DA5B">
+                <wp:simplePos x="0" y="0"/>
+                <wp:positionH relativeFrom="column">
+                  <wp:posOffset>4853628</wp:posOffset>
+                </wp:positionH>
+                <wp:positionV relativeFrom="paragraph">
+                  <wp:posOffset>-227701</wp:posOffset>
+                </wp:positionV>
+                <wp:extent cx="996950" cy="1254760"/>
+                <wp:effectExtent l="0" t="0" r="12700" b="21590"/>
+                <wp:wrapNone/>
+                <wp:docPr id="1" name="Надпись 1"/>
+                <wp:cNvGraphicFramePr/>
+                <a:graphic xmlns:a="http://schemas.openxmlformats.org/drawingml/2006/main">
+                  <a:graphicData uri="http://schemas.microsoft.com/office/word/2010/wordprocessingShape">
+                    <wps:wsp>
+                      <wps:cNvSpPr txBox="1"/>
+                      <wps:spPr>
+                        <a:xfrm>
+                          <a:off x="0" y="0"/>
+                          <a:ext cx="996950" cy="1254760"/>
+                        </a:xfrm>
+                        <a:prstGeom prst="rect">
+                          <a:avLst/>
+                        </a:prstGeom>
+                        <a:solidFill>
+                          <a:schemeClr val="lt1"/>
+                        </a:solidFill>
+                        <a:ln w="6350">
+                          <a:solidFill>
+                            <a:prstClr val="black"/>
+                          </a:solidFill>
+                        </a:ln>
+                      </wps:spPr>
+                      <wps:txbx>
+                        <w:txbxContent>
+                          <w:p/>
+                        </w:txbxContent>
+                      </wps:txbx>
+                      <wps:bodyPr rot="0" spcFirstLastPara="0" vertOverflow="overflow" horzOverflow="overflow" vert="horz" wrap="square" lIns="91440" tIns="45720" rIns="91440" bIns="45720" numCol="1" spcCol="0" rtlCol="0" fromWordArt="0" anchor="t" anchorCtr="0" forceAA="0" compatLnSpc="1">
+                        <a:prstTxWarp prst="textNoShape">
+                          <a:avLst/>
+                        </a:prstTxWarp>
+                        <a:noAutofit/>
+                      </wps:bodyPr>
+                    </wps:wsp>
+                  </a:graphicData>
+                </a:graphic>
+              </wp:anchor>
+            </w:drawing>
+          </mc:Choice>
+          <mc:Fallback>
+            <w:pict>
+              <v:shapetype w14:anchorId="7D136E42" id="_x0000_t202" coordsize="21600,21600" o:spt="202" path="m,l,21600r21600,l21600,xe">
+                <v:stroke joinstyle="miter"/>
+                <v:path gradientshapeok="t" o:connecttype="rect"/>
+              </v:shapetype>
+              <v:shape id="Надпись 1" o:spid="_x0000_s1026" type="#_x0000_t202" style="position:absolute;left:0;text-align:left;margin-left:382.2pt;margin-top:-17.95pt;width:78.5pt;height:98.8pt;z-index:251659264;visibility:visible;mso-wrap-style:square;mso-wrap-distance-left:9pt;mso-wrap-distance-top:0;mso-wrap-distance-right:9pt;mso-wrap-distance-bottom:0;mso-position-horizontal:absolute;mso-position-horizontal-relative:text;mso-position-vertical:absolute;mso-position-vertical-relative:text;v-text-anchor:top" o:gfxdata="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" fillcolor="white [3201]" strokeweight=".5pt">
+                <v:textbox>
+                  <w:txbxContent>
+                    <w:p/>
+                  </w:txbxContent>
+                </v:textbox>
+              </v:shape>
+            </w:pict>
+          </mc:Fallback>
+        </mc:AlternateContent>
       </w:r>
     </w:p>
     <w:p>
@@ -145,80 +159,18 @@
           <w:b/>
           <w:sz w:val="28"/>
           <w:szCs w:val="28"/>
-          <w:lang w:val="en-US"/>
-        </w:rPr>
-      </w:pPr>
-      <w:proofErr w:type="spellStart"/>
+          <w:lang w:val="it-IT"/>
+        </w:rPr>
+      </w:pPr>
       <w:r>
         <w:rPr>
           <w:b/>
           <w:sz w:val="28"/>
           <w:szCs w:val="28"/>
-          <w:lang w:val="en-US"/>
-        </w:rPr>
-        <w:t>Toshtemirov</w:t>
-      </w:r>
-      <w:proofErr w:type="spellEnd"/>
-      <w:r>
-        <w:rPr>
-          <w:b/>
-          <w:sz w:val="28"/>
-          <w:szCs w:val="28"/>
-          <w:lang w:val="en-US"/>
-        </w:rPr>
-        <w:t xml:space="preserve"> </w:t>
-      </w:r>
-      <w:proofErr w:type="spellStart"/>
-      <w:r>
-        <w:rPr>
-          <w:b/>
-          <w:sz w:val="28"/>
-          <w:szCs w:val="28"/>
-          <w:lang w:val="en-US"/>
-        </w:rPr>
-        <w:t>Suxrob</w:t>
-      </w:r>
-      <w:proofErr w:type="spellEnd"/>
-      <w:r>
-        <w:rPr>
-          <w:b/>
-          <w:sz w:val="28"/>
-          <w:szCs w:val="28"/>
-          <w:lang w:val="en-US"/>
-        </w:rPr>
-        <w:t xml:space="preserve"> </w:t>
-      </w:r>
-      <w:proofErr w:type="spellStart"/>
-      <w:r>
-        <w:rPr>
-          <w:b/>
-          <w:sz w:val="28"/>
-          <w:szCs w:val="28"/>
-          <w:lang w:val="en-US"/>
-        </w:rPr>
-        <w:t>Jahongir</w:t>
-      </w:r>
-      <w:proofErr w:type="spellEnd"/>
-      <w:r>
-        <w:rPr>
-          <w:b/>
-          <w:sz w:val="28"/>
-          <w:szCs w:val="28"/>
-          <w:lang w:val="en-US"/>
-        </w:rPr>
-        <w:t xml:space="preserve"> </w:t>
-      </w:r>
-      <w:proofErr w:type="spellStart"/>
-      <w:r>
-        <w:rPr>
-          <w:b/>
-          <w:sz w:val="28"/>
-          <w:szCs w:val="28"/>
-          <w:lang w:val="en-US"/>
-        </w:rPr>
-        <w:t>o’g’li</w:t>
-      </w:r>
-      <w:proofErr w:type="spellEnd"/>
+          <w:lang w:val="it-IT"/>
+        </w:rPr>
+        <w:t>Toshtemirov Suxrob Jahongir o’g’li</w:t>
+      </w:r>
     </w:p>
     <w:p>
       <w:pPr>
@@ -2043,23 +1995,7 @@
                 <w:szCs w:val="22"/>
                 <w:lang w:val="it-IT"/>
               </w:rPr>
-              <w:t xml:space="preserve">Toshtemirova </w:t>
-            </w:r>
-            <w:r>
-              <w:rPr>
-                <w:sz w:val="22"/>
-                <w:szCs w:val="22"/>
-                <w:lang w:val="it-IT"/>
-              </w:rPr>
-              <w:t xml:space="preserve">Marjona </w:t>
-            </w:r>
-            <w:r>
-              <w:rPr>
-                <w:sz w:val="22"/>
-                <w:szCs w:val="22"/>
-                <w:lang w:val="it-IT"/>
-              </w:rPr>
-              <w:t>Jahongir qizi</w:t>
+              <w:t>Toshtemirova Marjona Jahongir qizi</w:t>
             </w:r>
           </w:p>
         </w:tc>
@@ -2083,47 +2019,7 @@
                 <w:szCs w:val="22"/>
                 <w:lang w:val="it-IT"/>
               </w:rPr>
-              <w:t>0</w:t>
-            </w:r>
-            <w:r>
-              <w:rPr>
-                <w:sz w:val="22"/>
-                <w:szCs w:val="22"/>
-                <w:lang w:val="it-IT"/>
-              </w:rPr>
-              <w:t>2</w:t>
-            </w:r>
-            <w:r>
-              <w:rPr>
-                <w:sz w:val="22"/>
-                <w:szCs w:val="22"/>
-                <w:lang w:val="it-IT"/>
-              </w:rPr>
-              <w:t>.</w:t>
-            </w:r>
-            <w:r>
-              <w:rPr>
-                <w:sz w:val="22"/>
-                <w:szCs w:val="22"/>
-                <w:lang w:val="it-IT"/>
-              </w:rPr>
-              <w:t>11</w:t>
-            </w:r>
-            <w:r>
-              <w:rPr>
-                <w:sz w:val="22"/>
-                <w:szCs w:val="22"/>
-                <w:lang w:val="it-IT"/>
-              </w:rPr>
-              <w:t>.20</w:t>
-            </w:r>
-            <w:r>
-              <w:rPr>
-                <w:sz w:val="22"/>
-                <w:szCs w:val="22"/>
-                <w:lang w:val="it-IT"/>
-              </w:rPr>
-              <w:t>13</w:t>
+              <w:t>02.11.2013</w:t>
             </w:r>
             <w:r>
               <w:rPr>

--- a/template.docx
+++ b/template.docx
@@ -14,82 +14,63 @@
       </w:pPr>
       <w:r>
         <w:rPr>
-          <w:b/>
           <w:noProof/>
-          <w:sz w:val="28"/>
-          <w:szCs w:val="28"/>
-          <w:lang w:val="it-IT"/>
-        </w:rPr>
-        <mc:AlternateContent>
-          <mc:Choice Requires="wps">
-            <w:drawing>
-              <wp:anchor distT="0" distB="0" distL="114300" distR="114300" simplePos="0" relativeHeight="251659264" behindDoc="0" locked="0" layoutInCell="1" allowOverlap="1" wp14:anchorId="7D136E42" wp14:editId="35D4DA5B">
-                <wp:simplePos x="0" y="0"/>
-                <wp:positionH relativeFrom="column">
-                  <wp:posOffset>4853628</wp:posOffset>
-                </wp:positionH>
-                <wp:positionV relativeFrom="paragraph">
-                  <wp:posOffset>-227701</wp:posOffset>
-                </wp:positionV>
-                <wp:extent cx="996950" cy="1254760"/>
-                <wp:effectExtent l="0" t="0" r="12700" b="21590"/>
-                <wp:wrapNone/>
-                <wp:docPr id="1" name="Надпись 1"/>
-                <wp:cNvGraphicFramePr/>
-                <a:graphic xmlns:a="http://schemas.openxmlformats.org/drawingml/2006/main">
-                  <a:graphicData uri="http://schemas.microsoft.com/office/word/2010/wordprocessingShape">
-                    <wps:wsp>
-                      <wps:cNvSpPr txBox="1"/>
-                      <wps:spPr>
-                        <a:xfrm>
-                          <a:off x="0" y="0"/>
-                          <a:ext cx="996950" cy="1254760"/>
-                        </a:xfrm>
-                        <a:prstGeom prst="rect">
-                          <a:avLst/>
-                        </a:prstGeom>
-                        <a:solidFill>
-                          <a:schemeClr val="lt1"/>
-                        </a:solidFill>
-                        <a:ln w="6350">
-                          <a:solidFill>
-                            <a:prstClr val="black"/>
-                          </a:solidFill>
-                        </a:ln>
-                      </wps:spPr>
-                      <wps:txbx>
-                        <w:txbxContent>
-                          <w:p/>
-                        </w:txbxContent>
-                      </wps:txbx>
-                      <wps:bodyPr rot="0" spcFirstLastPara="0" vertOverflow="overflow" horzOverflow="overflow" vert="horz" wrap="square" lIns="91440" tIns="45720" rIns="91440" bIns="45720" numCol="1" spcCol="0" rtlCol="0" fromWordArt="0" anchor="t" anchorCtr="0" forceAA="0" compatLnSpc="1">
-                        <a:prstTxWarp prst="textNoShape">
-                          <a:avLst/>
-                        </a:prstTxWarp>
-                        <a:noAutofit/>
-                      </wps:bodyPr>
-                    </wps:wsp>
-                  </a:graphicData>
-                </a:graphic>
-              </wp:anchor>
-            </w:drawing>
-          </mc:Choice>
-          <mc:Fallback>
-            <w:pict>
-              <v:shapetype w14:anchorId="7D136E42" id="_x0000_t202" coordsize="21600,21600" o:spt="202" path="m,l,21600r21600,l21600,xe">
-                <v:stroke joinstyle="miter"/>
-                <v:path gradientshapeok="t" o:connecttype="rect"/>
-              </v:shapetype>
-              <v:shape id="Надпись 1" o:spid="_x0000_s1026" type="#_x0000_t202" style="position:absolute;left:0;text-align:left;margin-left:382.2pt;margin-top:-17.95pt;width:78.5pt;height:98.8pt;z-index:251659264;visibility:visible;mso-wrap-style:square;mso-wrap-distance-left:9pt;mso-wrap-distance-top:0;mso-wrap-distance-right:9pt;mso-wrap-distance-bottom:0;mso-position-horizontal:absolute;mso-position-horizontal-relative:text;mso-position-vertical:absolute;mso-position-vertical-relative:text;v-text-anchor:top" o:gfxdata="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" fillcolor="white [3201]" strokeweight=".5pt">
-                <v:textbox>
-                  <w:txbxContent>
-                    <w:p/>
-                  </w:txbxContent>
-                </v:textbox>
-              </v:shape>
-            </w:pict>
-          </mc:Fallback>
-        </mc:AlternateContent>
+        </w:rPr>
+        <w:drawing>
+          <wp:anchor distT="0" distB="0" distL="114300" distR="114300" simplePos="0" relativeHeight="251658240" behindDoc="0" locked="0" layoutInCell="1" allowOverlap="1" wp14:anchorId="59443E50" wp14:editId="22B4B864">
+            <wp:simplePos x="0" y="0"/>
+            <wp:positionH relativeFrom="column">
+              <wp:posOffset>4820137</wp:posOffset>
+            </wp:positionH>
+            <wp:positionV relativeFrom="paragraph">
+              <wp:posOffset>-422083</wp:posOffset>
+            </wp:positionV>
+            <wp:extent cx="1073888" cy="1438910"/>
+            <wp:effectExtent l="0" t="0" r="0" b="8890"/>
+            <wp:wrapNone/>
+            <wp:docPr id="1" name="Рисунок 1"/>
+            <wp:cNvGraphicFramePr>
+              <a:graphicFrameLocks xmlns:a="http://schemas.openxmlformats.org/drawingml/2006/main" noChangeAspect="1"/>
+            </wp:cNvGraphicFramePr>
+            <a:graphic xmlns:a="http://schemas.openxmlformats.org/drawingml/2006/main">
+              <a:graphicData uri="http://schemas.openxmlformats.org/drawingml/2006/picture">
+                <pic:pic xmlns:pic="http://schemas.openxmlformats.org/drawingml/2006/picture">
+                  <pic:nvPicPr>
+                    <pic:cNvPr id="1" name=""/>
+                    <pic:cNvPicPr/>
+                  </pic:nvPicPr>
+                  <pic:blipFill>
+                    <a:blip r:embed="rId6" cstate="print">
+                      <a:extLst>
+                        <a:ext uri="{28A0092B-C50C-407E-A947-70E740481C1C}">
+                          <a14:useLocalDpi xmlns:a14="http://schemas.microsoft.com/office/drawing/2010/main" val="0"/>
+                        </a:ext>
+                      </a:extLst>
+                    </a:blip>
+                    <a:stretch>
+                      <a:fillRect/>
+                    </a:stretch>
+                  </pic:blipFill>
+                  <pic:spPr>
+                    <a:xfrm>
+                      <a:off x="0" y="0"/>
+                      <a:ext cx="1073888" cy="1438910"/>
+                    </a:xfrm>
+                    <a:prstGeom prst="rect">
+                      <a:avLst/>
+                    </a:prstGeom>
+                  </pic:spPr>
+                </pic:pic>
+              </a:graphicData>
+            </a:graphic>
+            <wp14:sizeRelH relativeFrom="margin">
+              <wp14:pctWidth>0</wp14:pctWidth>
+            </wp14:sizeRelH>
+            <wp14:sizeRelV relativeFrom="margin">
+              <wp14:pctHeight>0</wp14:pctHeight>
+            </wp14:sizeRelV>
+          </wp:anchor>
+        </w:drawing>
       </w:r>
     </w:p>
     <w:p>
